--- a/docx/04-lineas-rojas/04-lineas-rojas.docx
+++ b/docx/04-lineas-rojas/04-lineas-rojas.docx
@@ -28,7 +28,7 @@
         </w:p>
       </w:sdtContent>
     </w:sdt>
-    <w:bookmarkStart w:id="17" w:name="líneas-rojas"/>
+    <w:bookmarkStart w:id="18" w:name="líneas-rojas"/>
     <w:p>
       <w:pPr>
         <w:pStyle w:val="Heading1"/>
@@ -83,6 +83,41 @@
       </w:r>
       <w:r>
         <w:t xml:space="preserve">→ El insulto no es poder</w:t>
+      </w:r>
+    </w:p>
+    <w:p>
+      <w:pPr>
+        <w:pStyle w:val="BlockText"/>
+      </w:pPr>
+      <w:r>
+        <w:t xml:space="preserve">🖨️</w:t>
+      </w:r>
+      <w:r>
+        <w:t xml:space="preserve"> </w:t>
+      </w:r>
+      <w:r>
+        <w:rPr>
+          <w:b/>
+          <w:bCs/>
+        </w:rPr>
+        <w:t xml:space="preserve">¿En papel?</w:t>
+      </w:r>
+      <w:r>
+        <w:t xml:space="preserve"> </w:t>
+      </w:r>
+      <w:hyperlink r:id="rId9">
+        <w:r>
+          <w:rPr>
+            <w:rStyle w:val="Hyperlink"/>
+          </w:rPr>
+          <w:t xml:space="preserve">Imprimir unidad completa</w:t>
+        </w:r>
+      </w:hyperlink>
+      <w:r>
+        <w:t xml:space="preserve"> </w:t>
+      </w:r>
+      <w:r>
+        <w:t xml:space="preserve">— índice + todas las fichas, con salto de página.</w:t>
       </w:r>
     </w:p>
     <w:p>
@@ -107,7 +142,7 @@
         </w:pict>
       </w:r>
     </w:p>
-    <w:bookmarkStart w:id="9" w:name="objetivo-de-la-unidad"/>
+    <w:bookmarkStart w:id="10" w:name="objetivo-de-la-unidad"/>
     <w:p>
       <w:pPr>
         <w:pStyle w:val="Heading2"/>
@@ -191,8 +226,8 @@
         </w:pict>
       </w:r>
     </w:p>
-    <w:bookmarkEnd w:id="9"/>
-    <w:bookmarkStart w:id="13" w:name="mapa-de-la-unidad"/>
+    <w:bookmarkEnd w:id="10"/>
+    <w:bookmarkStart w:id="14" w:name="mapa-de-la-unidad"/>
     <w:p>
       <w:pPr>
         <w:pStyle w:val="Heading2"/>
@@ -258,7 +293,7 @@
             <w:pPr>
               <w:pStyle w:val="Compact"/>
             </w:pPr>
-            <w:hyperlink r:id="rId10">
+            <w:hyperlink r:id="rId11">
               <w:r>
                 <w:rPr>
                   <w:rStyle w:val="Hyperlink"/>
@@ -298,7 +333,7 @@
             <w:pPr>
               <w:pStyle w:val="Compact"/>
             </w:pPr>
-            <w:hyperlink r:id="rId11">
+            <w:hyperlink r:id="rId12">
               <w:r>
                 <w:rPr>
                   <w:rStyle w:val="Hyperlink"/>
@@ -338,7 +373,7 @@
             <w:pPr>
               <w:pStyle w:val="Compact"/>
             </w:pPr>
-            <w:hyperlink r:id="rId12">
+            <w:hyperlink r:id="rId13">
               <w:r>
                 <w:rPr>
                   <w:rStyle w:val="Hyperlink"/>
@@ -379,8 +414,8 @@
         </w:pict>
       </w:r>
     </w:p>
-    <w:bookmarkEnd w:id="13"/>
-    <w:bookmarkStart w:id="14" w:name="actividades-y-juegos-de-la-unidad"/>
+    <w:bookmarkEnd w:id="14"/>
+    <w:bookmarkStart w:id="15" w:name="actividades-y-juegos-de-la-unidad"/>
     <w:p>
       <w:pPr>
         <w:pStyle w:val="Heading2"/>
@@ -422,8 +457,8 @@
         </w:pict>
       </w:r>
     </w:p>
-    <w:bookmarkEnd w:id="14"/>
-    <w:bookmarkStart w:id="16" w:name="por-dónde-empiezo"/>
+    <w:bookmarkEnd w:id="15"/>
+    <w:bookmarkStart w:id="17" w:name="por-dónde-empiezo"/>
     <w:p>
       <w:pPr>
         <w:pStyle w:val="Heading2"/>
@@ -458,7 +493,7 @@
       <w:r>
         <w:t xml:space="preserve"> </w:t>
       </w:r>
-      <w:hyperlink r:id="rId10">
+      <w:hyperlink r:id="rId11">
         <w:r>
           <w:rPr>
             <w:rStyle w:val="Hyperlink"/>
@@ -484,7 +519,7 @@
       <w:r>
         <w:t xml:space="preserve"> </w:t>
       </w:r>
-      <w:hyperlink r:id="rId11">
+      <w:hyperlink r:id="rId12">
         <w:r>
           <w:rPr>
             <w:rStyle w:val="Hyperlink"/>
@@ -510,7 +545,7 @@
       <w:r>
         <w:t xml:space="preserve"> </w:t>
       </w:r>
-      <w:hyperlink r:id="rId10">
+      <w:hyperlink r:id="rId11">
         <w:r>
           <w:rPr>
             <w:rStyle w:val="Hyperlink"/>
@@ -537,7 +572,7 @@
         </w:rPr>
         <w:t xml:space="preserve"> </w:t>
       </w:r>
-      <w:hyperlink r:id="rId15">
+      <w:hyperlink r:id="rId16">
         <w:r>
           <w:rPr>
             <w:rStyle w:val="Hyperlink"/>
@@ -555,9 +590,9 @@
         <w:t xml:space="preserve">.</w:t>
       </w:r>
     </w:p>
-    <w:bookmarkEnd w:id="16"/>
     <w:bookmarkEnd w:id="17"/>
-    <w:bookmarkStart w:id="32" w:name="respeto-y-límites-rojas"/>
+    <w:bookmarkEnd w:id="18"/>
+    <w:bookmarkStart w:id="33" w:name="respeto-y-límites-rojas"/>
     <w:p>
       <w:pPr>
         <w:pStyle w:val="Heading1"/>
@@ -621,7 +656,7 @@
         </w:pict>
       </w:r>
     </w:p>
-    <w:bookmarkStart w:id="18" w:name="en-corto"/>
+    <w:bookmarkStart w:id="19" w:name="en-corto"/>
     <w:p>
       <w:pPr>
         <w:pStyle w:val="Heading2"/>
@@ -657,8 +692,8 @@
         </w:pict>
       </w:r>
     </w:p>
-    <w:bookmarkEnd w:id="18"/>
-    <w:bookmarkStart w:id="19" w:name="el-problema-de-siempre-es-que-era-broma"/>
+    <w:bookmarkEnd w:id="19"/>
+    <w:bookmarkStart w:id="20" w:name="el-problema-de-siempre-es-que-era-broma"/>
     <w:p>
       <w:pPr>
         <w:pStyle w:val="Heading2"/>
@@ -808,8 +843,8 @@
         </w:pict>
       </w:r>
     </w:p>
-    <w:bookmarkEnd w:id="19"/>
-    <w:bookmarkStart w:id="23" w:name="el-semáforo-del-respeto"/>
+    <w:bookmarkEnd w:id="20"/>
+    <w:bookmarkStart w:id="24" w:name="el-semáforo-del-respeto"/>
     <w:p>
       <w:pPr>
         <w:pStyle w:val="Heading2"/>
@@ -831,7 +866,7 @@
         <w:t xml:space="preserve">🚦 Verde, amarillo, rojo — y el test de las 3 preguntas</w:t>
       </w:r>
     </w:p>
-    <w:bookmarkStart w:id="20" w:name="verde-respeto-la-broma-de-las-buenas"/>
+    <w:bookmarkStart w:id="21" w:name="verde-respeto-la-broma-de-las-buenas"/>
     <w:p>
       <w:pPr>
         <w:pStyle w:val="Heading3"/>
@@ -981,8 +1016,8 @@
         <w:t xml:space="preserve">. Eso es verde.</w:t>
       </w:r>
     </w:p>
-    <w:bookmarkEnd w:id="20"/>
-    <w:bookmarkStart w:id="21" w:name="amarillo-falta-de-respeto-el-límite"/>
+    <w:bookmarkEnd w:id="21"/>
+    <w:bookmarkStart w:id="22" w:name="amarillo-falta-de-respeto-el-límite"/>
     <w:p>
       <w:pPr>
         <w:pStyle w:val="Heading3"/>
@@ -1143,8 +1178,8 @@
         <w:t xml:space="preserve">, no se guarda para después.</w:t>
       </w:r>
     </w:p>
-    <w:bookmarkEnd w:id="21"/>
-    <w:bookmarkStart w:id="22" w:name="rojo-bullying-no-es-broma"/>
+    <w:bookmarkEnd w:id="22"/>
+    <w:bookmarkStart w:id="23" w:name="rojo-bullying-no-es-broma"/>
     <w:p>
       <w:pPr>
         <w:pStyle w:val="Heading3"/>
@@ -1331,9 +1366,9 @@
         </w:pict>
       </w:r>
     </w:p>
-    <w:bookmarkEnd w:id="22"/>
     <w:bookmarkEnd w:id="23"/>
-    <w:bookmarkStart w:id="24" w:name="X5120a7c6da4b91b00ca6c47e6494cdbf3572c95"/>
+    <w:bookmarkEnd w:id="24"/>
+    <w:bookmarkStart w:id="25" w:name="X5120a7c6da4b91b00ca6c47e6494cdbf3572c95"/>
     <w:p>
       <w:pPr>
         <w:pStyle w:val="Heading2"/>
@@ -1630,8 +1665,8 @@
         </w:pict>
       </w:r>
     </w:p>
-    <w:bookmarkEnd w:id="24"/>
-    <w:bookmarkStart w:id="25" w:name="y-en-pantalla-también-vale-el-semáforo"/>
+    <w:bookmarkEnd w:id="25"/>
+    <w:bookmarkStart w:id="26" w:name="y-en-pantalla-también-vale-el-semáforo"/>
     <w:p>
       <w:pPr>
         <w:pStyle w:val="Heading2"/>
@@ -1741,8 +1776,8 @@
         <w:t xml:space="preserve">🏫 Grupo:</w:t>
       </w:r>
     </w:p>
-    <w:bookmarkEnd w:id="25"/>
-    <w:bookmarkStart w:id="26" w:name="a-por-ellos"/>
+    <w:bookmarkEnd w:id="26"/>
+    <w:bookmarkStart w:id="27" w:name="a-por-ellos"/>
     <w:p>
       <w:pPr>
         <w:pStyle w:val="Heading2"/>
@@ -2211,8 +2246,8 @@
         </w:pict>
       </w:r>
     </w:p>
-    <w:bookmarkEnd w:id="26"/>
-    <w:bookmarkStart w:id="27" w:name="mini-dinámica-el-semáforo-en-vivo-10-min"/>
+    <w:bookmarkEnd w:id="27"/>
+    <w:bookmarkStart w:id="28" w:name="mini-dinámica-el-semáforo-en-vivo-10-min"/>
     <w:p>
       <w:pPr>
         <w:pStyle w:val="Heading2"/>
@@ -2276,8 +2311,8 @@
         </w:pict>
       </w:r>
     </w:p>
-    <w:bookmarkEnd w:id="27"/>
-    <w:bookmarkStart w:id="28" w:name="soluciones-y-pistas"/>
+    <w:bookmarkEnd w:id="28"/>
+    <w:bookmarkStart w:id="29" w:name="soluciones-y-pistas"/>
     <w:p>
       <w:pPr>
         <w:pStyle w:val="Heading2"/>
@@ -2365,8 +2400,8 @@
         </w:pict>
       </w:r>
     </w:p>
-    <w:bookmarkEnd w:id="28"/>
-    <w:bookmarkStart w:id="29" w:name="resumen-en-3-frases"/>
+    <w:bookmarkEnd w:id="29"/>
+    <w:bookmarkStart w:id="30" w:name="resumen-en-3-frases"/>
     <w:p>
       <w:pPr>
         <w:pStyle w:val="Heading2"/>
@@ -2427,8 +2462,8 @@
         </w:pict>
       </w:r>
     </w:p>
-    <w:bookmarkEnd w:id="29"/>
-    <w:bookmarkStart w:id="31" w:name="vocabulario-rápido"/>
+    <w:bookmarkEnd w:id="30"/>
+    <w:bookmarkStart w:id="32" w:name="vocabulario-rápido"/>
     <w:p>
       <w:pPr>
         <w:pStyle w:val="Heading2"/>
@@ -2542,7 +2577,7 @@
       <w:r>
         <w:t xml:space="preserve"> </w:t>
       </w:r>
-      <w:hyperlink r:id="rId30">
+      <w:hyperlink r:id="rId31">
         <w:r>
           <w:rPr>
             <w:rStyle w:val="Hyperlink"/>
@@ -2569,7 +2604,7 @@
       <w:r>
         <w:t xml:space="preserve"> </w:t>
       </w:r>
-      <w:hyperlink r:id="rId30">
+      <w:hyperlink r:id="rId31">
         <w:r>
           <w:rPr>
             <w:rStyle w:val="Hyperlink"/>
@@ -2596,7 +2631,7 @@
       <w:r>
         <w:t xml:space="preserve"> </w:t>
       </w:r>
-      <w:hyperlink r:id="rId11">
+      <w:hyperlink r:id="rId12">
         <w:r>
           <w:rPr>
             <w:rStyle w:val="Hyperlink"/>
@@ -2605,9 +2640,9 @@
         </w:r>
       </w:hyperlink>
     </w:p>
-    <w:bookmarkEnd w:id="31"/>
     <w:bookmarkEnd w:id="32"/>
-    <w:bookmarkStart w:id="44" w:name="tipos-señales-y-cero-red"/>
+    <w:bookmarkEnd w:id="33"/>
+    <w:bookmarkStart w:id="45" w:name="tipos-señales-y-cero-red"/>
     <w:p>
       <w:pPr>
         <w:pStyle w:val="Heading1"/>
@@ -2671,7 +2706,7 @@
         </w:pict>
       </w:r>
     </w:p>
-    <w:bookmarkStart w:id="33" w:name="en-corto-1"/>
+    <w:bookmarkStart w:id="34" w:name="en-corto-1"/>
     <w:p>
       <w:pPr>
         <w:pStyle w:val="Heading2"/>
@@ -2716,8 +2751,8 @@
         </w:pict>
       </w:r>
     </w:p>
-    <w:bookmarkEnd w:id="33"/>
-    <w:bookmarkStart w:id="34" w:name="nombrarlo-es-empezar-a-pararlo"/>
+    <w:bookmarkEnd w:id="34"/>
+    <w:bookmarkStart w:id="35" w:name="nombrarlo-es-empezar-a-pararlo"/>
     <w:p>
       <w:pPr>
         <w:pStyle w:val="Heading2"/>
@@ -2864,8 +2899,8 @@
         </w:pict>
       </w:r>
     </w:p>
-    <w:bookmarkEnd w:id="34"/>
-    <w:bookmarkStart w:id="35" w:name="los-5-tipos-de-acoso"/>
+    <w:bookmarkEnd w:id="35"/>
+    <w:bookmarkStart w:id="36" w:name="los-5-tipos-de-acoso"/>
     <w:p>
       <w:pPr>
         <w:pStyle w:val="Heading2"/>
@@ -3277,8 +3312,8 @@
         </w:pict>
       </w:r>
     </w:p>
-    <w:bookmarkEnd w:id="35"/>
-    <w:bookmarkStart w:id="36" w:name="X8aefd4a097046452a542514c194eed8b815f13b"/>
+    <w:bookmarkEnd w:id="36"/>
+    <w:bookmarkStart w:id="37" w:name="X8aefd4a097046452a542514c194eed8b815f13b"/>
     <w:p>
       <w:pPr>
         <w:pStyle w:val="Heading2"/>
@@ -3516,8 +3551,8 @@
         </w:pict>
       </w:r>
     </w:p>
-    <w:bookmarkEnd w:id="36"/>
-    <w:bookmarkStart w:id="37" w:name="X8ae606ba5bf1dbcb7e98cba35766141f3cb7ed8"/>
+    <w:bookmarkEnd w:id="37"/>
+    <w:bookmarkStart w:id="38" w:name="X8ae606ba5bf1dbcb7e98cba35766141f3cb7ed8"/>
     <w:p>
       <w:pPr>
         <w:pStyle w:val="Heading2"/>
@@ -3830,8 +3865,8 @@
         </w:pict>
       </w:r>
     </w:p>
-    <w:bookmarkEnd w:id="37"/>
-    <w:bookmarkStart w:id="38" w:name="el-cyber-no-se-apaga-en-clase"/>
+    <w:bookmarkEnd w:id="38"/>
+    <w:bookmarkStart w:id="39" w:name="el-cyber-no-se-apaga-en-clase"/>
     <w:p>
       <w:pPr>
         <w:pStyle w:val="Heading2"/>
@@ -4068,8 +4103,8 @@
         <w:t xml:space="preserve">🏫 Grupo:</w:t>
       </w:r>
     </w:p>
-    <w:bookmarkEnd w:id="38"/>
-    <w:bookmarkStart w:id="39" w:name="a-por-ellos-1"/>
+    <w:bookmarkEnd w:id="39"/>
+    <w:bookmarkStart w:id="40" w:name="a-por-ellos-1"/>
     <w:p>
       <w:pPr>
         <w:pStyle w:val="Heading2"/>
@@ -4544,8 +4579,8 @@
         </w:pict>
       </w:r>
     </w:p>
-    <w:bookmarkEnd w:id="39"/>
-    <w:bookmarkStart w:id="40" w:name="mini-dinámica-las-3-señales-5-min"/>
+    <w:bookmarkEnd w:id="40"/>
+    <w:bookmarkStart w:id="41" w:name="mini-dinámica-las-3-señales-5-min"/>
     <w:p>
       <w:pPr>
         <w:pStyle w:val="Heading2"/>
@@ -4657,8 +4692,8 @@
         </w:pict>
       </w:r>
     </w:p>
-    <w:bookmarkEnd w:id="40"/>
-    <w:bookmarkStart w:id="41" w:name="soluciones-y-pistas-1"/>
+    <w:bookmarkEnd w:id="41"/>
+    <w:bookmarkStart w:id="42" w:name="soluciones-y-pistas-1"/>
     <w:p>
       <w:pPr>
         <w:pStyle w:val="Heading2"/>
@@ -4776,8 +4811,8 @@
         </w:pict>
       </w:r>
     </w:p>
-    <w:bookmarkEnd w:id="41"/>
-    <w:bookmarkStart w:id="42" w:name="resumen-en-3-frases-1"/>
+    <w:bookmarkEnd w:id="42"/>
+    <w:bookmarkStart w:id="43" w:name="resumen-en-3-frases-1"/>
     <w:p>
       <w:pPr>
         <w:pStyle w:val="Heading2"/>
@@ -4841,8 +4876,8 @@
         </w:pict>
       </w:r>
     </w:p>
-    <w:bookmarkEnd w:id="42"/>
-    <w:bookmarkStart w:id="43" w:name="vocabulario-rápido-1"/>
+    <w:bookmarkEnd w:id="43"/>
+    <w:bookmarkStart w:id="44" w:name="vocabulario-rápido-1"/>
     <w:p>
       <w:pPr>
         <w:pStyle w:val="Heading2"/>
@@ -4956,7 +4991,7 @@
       <w:r>
         <w:t xml:space="preserve"> </w:t>
       </w:r>
-      <w:hyperlink r:id="rId30">
+      <w:hyperlink r:id="rId31">
         <w:r>
           <w:rPr>
             <w:rStyle w:val="Hyperlink"/>
@@ -4983,7 +5018,7 @@
       <w:r>
         <w:t xml:space="preserve"> </w:t>
       </w:r>
-      <w:hyperlink r:id="rId10">
+      <w:hyperlink r:id="rId11">
         <w:r>
           <w:rPr>
             <w:rStyle w:val="Hyperlink"/>
@@ -5010,7 +5045,7 @@
       <w:r>
         <w:t xml:space="preserve"> </w:t>
       </w:r>
-      <w:hyperlink r:id="rId12">
+      <w:hyperlink r:id="rId13">
         <w:r>
           <w:rPr>
             <w:rStyle w:val="Hyperlink"/>
@@ -5019,9 +5054,9 @@
         </w:r>
       </w:hyperlink>
     </w:p>
-    <w:bookmarkEnd w:id="43"/>
     <w:bookmarkEnd w:id="44"/>
-    <w:bookmarkStart w:id="56" w:name="juegos-y-retos"/>
+    <w:bookmarkEnd w:id="45"/>
+    <w:bookmarkStart w:id="57" w:name="juegos-y-retos"/>
     <w:p>
       <w:pPr>
         <w:pStyle w:val="Heading1"/>
@@ -5085,7 +5120,7 @@
         </w:pict>
       </w:r>
     </w:p>
-    <w:bookmarkStart w:id="45" w:name="en-corto-2"/>
+    <w:bookmarkStart w:id="46" w:name="en-corto-2"/>
     <w:p>
       <w:pPr>
         <w:pStyle w:val="Heading2"/>
@@ -5118,8 +5153,8 @@
         </w:pict>
       </w:r>
     </w:p>
-    <w:bookmarkEnd w:id="45"/>
-    <w:bookmarkStart w:id="46" w:name="el-fail-de-dani-el-defensor-a-gritos"/>
+    <w:bookmarkEnd w:id="46"/>
+    <w:bookmarkStart w:id="47" w:name="el-fail-de-dani-el-defensor-a-gritos"/>
     <w:p>
       <w:pPr>
         <w:pStyle w:val="Heading2"/>
@@ -5360,8 +5395,8 @@
         </w:pict>
       </w:r>
     </w:p>
-    <w:bookmarkEnd w:id="46"/>
-    <w:bookmarkStart w:id="47" w:name="Xb835439270035cd0d4d1cb2102ffec9e9666b73"/>
+    <w:bookmarkEnd w:id="47"/>
+    <w:bookmarkStart w:id="48" w:name="Xb835439270035cd0d4d1cb2102ffec9e9666b73"/>
     <w:p>
       <w:pPr>
         <w:pStyle w:val="Heading2"/>
@@ -5683,8 +5718,8 @@
         </w:pict>
       </w:r>
     </w:p>
-    <w:bookmarkEnd w:id="47"/>
-    <w:bookmarkStart w:id="48" w:name="reto-mental"/>
+    <w:bookmarkEnd w:id="48"/>
+    <w:bookmarkStart w:id="49" w:name="reto-mental"/>
     <w:p>
       <w:pPr>
         <w:pStyle w:val="Heading2"/>
@@ -5875,8 +5910,8 @@
         </w:pict>
       </w:r>
     </w:p>
-    <w:bookmarkEnd w:id="48"/>
-    <w:bookmarkStart w:id="49" w:name="Xc82f71435ad74f6748b23c5dfc8e7a4f23a2ff0"/>
+    <w:bookmarkEnd w:id="49"/>
+    <w:bookmarkStart w:id="50" w:name="Xc82f71435ad74f6748b23c5dfc8e7a4f23a2ff0"/>
     <w:p>
       <w:pPr>
         <w:pStyle w:val="Heading2"/>
@@ -6234,8 +6269,8 @@
         <w:t xml:space="preserve">🏫 Grupo:</w:t>
       </w:r>
     </w:p>
-    <w:bookmarkEnd w:id="49"/>
-    <w:bookmarkStart w:id="50" w:name="a-por-ellos-2"/>
+    <w:bookmarkEnd w:id="50"/>
+    <w:bookmarkStart w:id="51" w:name="a-por-ellos-2"/>
     <w:p>
       <w:pPr>
         <w:pStyle w:val="Heading2"/>
@@ -6641,8 +6676,8 @@
         </w:pict>
       </w:r>
     </w:p>
-    <w:bookmarkEnd w:id="50"/>
-    <w:bookmarkStart w:id="51" w:name="mini-dinámica-el-eh-ya-está-5-min"/>
+    <w:bookmarkEnd w:id="51"/>
+    <w:bookmarkStart w:id="52" w:name="mini-dinámica-el-eh-ya-está-5-min"/>
     <w:p>
       <w:pPr>
         <w:pStyle w:val="Heading2"/>
@@ -6730,8 +6765,8 @@
         </w:pict>
       </w:r>
     </w:p>
-    <w:bookmarkEnd w:id="51"/>
-    <w:bookmarkStart w:id="52" w:name="soluciones-y-pistas-2"/>
+    <w:bookmarkEnd w:id="52"/>
+    <w:bookmarkStart w:id="53" w:name="soluciones-y-pistas-2"/>
     <w:p>
       <w:pPr>
         <w:pStyle w:val="Heading2"/>
@@ -6841,8 +6876,8 @@
         </w:pict>
       </w:r>
     </w:p>
-    <w:bookmarkEnd w:id="52"/>
-    <w:bookmarkStart w:id="53" w:name="logros-de-la-unidad"/>
+    <w:bookmarkEnd w:id="53"/>
+    <w:bookmarkStart w:id="54" w:name="logros-de-la-unidad"/>
     <w:p>
       <w:pPr>
         <w:pStyle w:val="Heading2"/>
@@ -7045,8 +7080,8 @@
         </w:pict>
       </w:r>
     </w:p>
-    <w:bookmarkEnd w:id="53"/>
-    <w:bookmarkStart w:id="54" w:name="dudas-de-10-segundos"/>
+    <w:bookmarkEnd w:id="54"/>
+    <w:bookmarkStart w:id="55" w:name="dudas-de-10-segundos"/>
     <w:p>
       <w:pPr>
         <w:pStyle w:val="Heading2"/>
@@ -7182,8 +7217,8 @@
         </w:pict>
       </w:r>
     </w:p>
-    <w:bookmarkEnd w:id="54"/>
-    <w:bookmarkStart w:id="55" w:name="poscréditos"/>
+    <w:bookmarkEnd w:id="55"/>
+    <w:bookmarkStart w:id="56" w:name="poscréditos"/>
     <w:p>
       <w:pPr>
         <w:pStyle w:val="Heading2"/>
@@ -7298,7 +7333,7 @@
       <w:r>
         <w:t xml:space="preserve"> </w:t>
       </w:r>
-      <w:hyperlink r:id="rId30">
+      <w:hyperlink r:id="rId31">
         <w:r>
           <w:rPr>
             <w:rStyle w:val="Hyperlink"/>
@@ -7325,7 +7360,7 @@
       <w:r>
         <w:t xml:space="preserve"> </w:t>
       </w:r>
-      <w:hyperlink r:id="rId11">
+      <w:hyperlink r:id="rId12">
         <w:r>
           <w:rPr>
             <w:rStyle w:val="Hyperlink"/>
@@ -7352,7 +7387,7 @@
       <w:r>
         <w:t xml:space="preserve"> </w:t>
       </w:r>
-      <w:hyperlink r:id="rId15">
+      <w:hyperlink r:id="rId16">
         <w:r>
           <w:rPr>
             <w:rStyle w:val="Hyperlink"/>
@@ -7361,8 +7396,8 @@
         </w:r>
       </w:hyperlink>
     </w:p>
-    <w:bookmarkEnd w:id="55"/>
     <w:bookmarkEnd w:id="56"/>
+    <w:bookmarkEnd w:id="57"/>
     <w:sectPr>
       <w:footnotePr>
         <w:numRestart w:val="eachSect"/>

--- a/docx/04-lineas-rojas/04-lineas-rojas.docx
+++ b/docx/04-lineas-rojas/04-lineas-rojas.docx
@@ -592,7 +592,7 @@
     </w:p>
     <w:bookmarkEnd w:id="17"/>
     <w:bookmarkEnd w:id="18"/>
-    <w:bookmarkStart w:id="33" w:name="respeto-y-límites-rojas"/>
+    <w:bookmarkStart w:id="36" w:name="respeto-y-límites-rojas"/>
     <w:p>
       <w:pPr>
         <w:pStyle w:val="Heading1"/>
@@ -844,7 +844,7 @@
       </w:r>
     </w:p>
     <w:bookmarkEnd w:id="20"/>
-    <w:bookmarkStart w:id="24" w:name="el-semáforo-del-respeto"/>
+    <w:bookmarkStart w:id="27" w:name="el-semáforo-del-respeto"/>
     <w:p>
       <w:pPr>
         <w:pStyle w:val="Heading2"/>
@@ -855,18 +855,60 @@
     </w:p>
     <w:p>
       <w:pPr>
-        <w:pStyle w:val="FirstParagraph"/>
-      </w:pPr>
-    </w:p>
-    <w:p>
-      <w:pPr>
-        <w:pStyle w:val="BodyText"/>
+        <w:pStyle w:val="CaptionedFigure"/>
+      </w:pPr>
+      <w:r>
+        <w:drawing>
+          <wp:inline>
+            <wp:extent cx="5334000" cy="2667000"/>
+            <wp:effectExtent b="0" l="0" r="0" t="0"/>
+            <wp:docPr descr="🚦 Verde, amarillo, rojo — y el test de las 3 preguntas" title="" id="22" name="Picture"/>
+            <a:graphic>
+              <a:graphicData uri="http://schemas.openxmlformats.org/drawingml/2006/picture">
+                <pic:pic>
+                  <pic:nvPicPr>
+                    <pic:cNvPr descr="public/img/04-lineas-rojas/01-semanforo-respeto.png" id="23" name="Picture"/>
+                    <pic:cNvPicPr>
+                      <a:picLocks noChangeArrowheads="1" noChangeAspect="1"/>
+                    </pic:cNvPicPr>
+                  </pic:nvPicPr>
+                  <pic:blipFill>
+                    <a:blip r:embed="rId21"/>
+                    <a:stretch>
+                      <a:fillRect/>
+                    </a:stretch>
+                  </pic:blipFill>
+                  <pic:spPr bwMode="auto">
+                    <a:xfrm>
+                      <a:off x="0" y="0"/>
+                      <a:ext cx="5334000" cy="2667000"/>
+                    </a:xfrm>
+                    <a:prstGeom prst="rect">
+                      <a:avLst/>
+                    </a:prstGeom>
+                    <a:noFill/>
+                    <a:ln w="9525">
+                      <a:noFill/>
+                      <a:headEnd/>
+                      <a:tailEnd/>
+                    </a:ln>
+                  </pic:spPr>
+                </pic:pic>
+              </a:graphicData>
+            </a:graphic>
+          </wp:inline>
+        </w:drawing>
+      </w:r>
+    </w:p>
+    <w:p>
+      <w:pPr>
+        <w:pStyle w:val="ImageCaption"/>
       </w:pPr>
       <w:r>
         <w:t xml:space="preserve">🚦 Verde, amarillo, rojo — y el test de las 3 preguntas</w:t>
       </w:r>
     </w:p>
-    <w:bookmarkStart w:id="21" w:name="verde-respeto-la-broma-de-las-buenas"/>
+    <w:bookmarkStart w:id="24" w:name="verde-respeto-la-broma-de-las-buenas"/>
     <w:p>
       <w:pPr>
         <w:pStyle w:val="Heading3"/>
@@ -1016,8 +1058,8 @@
         <w:t xml:space="preserve">. Eso es verde.</w:t>
       </w:r>
     </w:p>
-    <w:bookmarkEnd w:id="21"/>
-    <w:bookmarkStart w:id="22" w:name="amarillo-falta-de-respeto-el-límite"/>
+    <w:bookmarkEnd w:id="24"/>
+    <w:bookmarkStart w:id="25" w:name="amarillo-falta-de-respeto-el-límite"/>
     <w:p>
       <w:pPr>
         <w:pStyle w:val="Heading3"/>
@@ -1178,8 +1220,8 @@
         <w:t xml:space="preserve">, no se guarda para después.</w:t>
       </w:r>
     </w:p>
-    <w:bookmarkEnd w:id="22"/>
-    <w:bookmarkStart w:id="23" w:name="rojo-bullying-no-es-broma"/>
+    <w:bookmarkEnd w:id="25"/>
+    <w:bookmarkStart w:id="26" w:name="rojo-bullying-no-es-broma"/>
     <w:p>
       <w:pPr>
         <w:pStyle w:val="Heading3"/>
@@ -1366,9 +1408,9 @@
         </w:pict>
       </w:r>
     </w:p>
-    <w:bookmarkEnd w:id="23"/>
-    <w:bookmarkEnd w:id="24"/>
-    <w:bookmarkStart w:id="25" w:name="X5120a7c6da4b91b00ca6c47e6494cdbf3572c95"/>
+    <w:bookmarkEnd w:id="26"/>
+    <w:bookmarkEnd w:id="27"/>
+    <w:bookmarkStart w:id="28" w:name="X5120a7c6da4b91b00ca6c47e6494cdbf3572c95"/>
     <w:p>
       <w:pPr>
         <w:pStyle w:val="Heading2"/>
@@ -1665,8 +1707,8 @@
         </w:pict>
       </w:r>
     </w:p>
-    <w:bookmarkEnd w:id="25"/>
-    <w:bookmarkStart w:id="26" w:name="y-en-pantalla-también-vale-el-semáforo"/>
+    <w:bookmarkEnd w:id="28"/>
+    <w:bookmarkStart w:id="29" w:name="y-en-pantalla-también-vale-el-semáforo"/>
     <w:p>
       <w:pPr>
         <w:pStyle w:val="Heading2"/>
@@ -1776,8 +1818,8 @@
         <w:t xml:space="preserve">🏫 Grupo:</w:t>
       </w:r>
     </w:p>
-    <w:bookmarkEnd w:id="26"/>
-    <w:bookmarkStart w:id="27" w:name="a-por-ellos"/>
+    <w:bookmarkEnd w:id="29"/>
+    <w:bookmarkStart w:id="30" w:name="a-por-ellos"/>
     <w:p>
       <w:pPr>
         <w:pStyle w:val="Heading2"/>
@@ -2246,8 +2288,8 @@
         </w:pict>
       </w:r>
     </w:p>
-    <w:bookmarkEnd w:id="27"/>
-    <w:bookmarkStart w:id="28" w:name="mini-dinámica-el-semáforo-en-vivo-10-min"/>
+    <w:bookmarkEnd w:id="30"/>
+    <w:bookmarkStart w:id="31" w:name="mini-dinámica-el-semáforo-en-vivo-10-min"/>
     <w:p>
       <w:pPr>
         <w:pStyle w:val="Heading2"/>
@@ -2311,8 +2353,8 @@
         </w:pict>
       </w:r>
     </w:p>
-    <w:bookmarkEnd w:id="28"/>
-    <w:bookmarkStart w:id="29" w:name="soluciones-y-pistas"/>
+    <w:bookmarkEnd w:id="31"/>
+    <w:bookmarkStart w:id="32" w:name="soluciones-y-pistas"/>
     <w:p>
       <w:pPr>
         <w:pStyle w:val="Heading2"/>
@@ -2400,8 +2442,8 @@
         </w:pict>
       </w:r>
     </w:p>
-    <w:bookmarkEnd w:id="29"/>
-    <w:bookmarkStart w:id="30" w:name="resumen-en-3-frases"/>
+    <w:bookmarkEnd w:id="32"/>
+    <w:bookmarkStart w:id="33" w:name="resumen-en-3-frases"/>
     <w:p>
       <w:pPr>
         <w:pStyle w:val="Heading2"/>
@@ -2462,8 +2504,8 @@
         </w:pict>
       </w:r>
     </w:p>
-    <w:bookmarkEnd w:id="30"/>
-    <w:bookmarkStart w:id="32" w:name="vocabulario-rápido"/>
+    <w:bookmarkEnd w:id="33"/>
+    <w:bookmarkStart w:id="35" w:name="vocabulario-rápido"/>
     <w:p>
       <w:pPr>
         <w:pStyle w:val="Heading2"/>
@@ -2577,7 +2619,7 @@
       <w:r>
         <w:t xml:space="preserve"> </w:t>
       </w:r>
-      <w:hyperlink r:id="rId31">
+      <w:hyperlink r:id="rId34">
         <w:r>
           <w:rPr>
             <w:rStyle w:val="Hyperlink"/>
@@ -2604,7 +2646,7 @@
       <w:r>
         <w:t xml:space="preserve"> </w:t>
       </w:r>
-      <w:hyperlink r:id="rId31">
+      <w:hyperlink r:id="rId34">
         <w:r>
           <w:rPr>
             <w:rStyle w:val="Hyperlink"/>
@@ -2640,9 +2682,9 @@
         </w:r>
       </w:hyperlink>
     </w:p>
-    <w:bookmarkEnd w:id="32"/>
-    <w:bookmarkEnd w:id="33"/>
-    <w:bookmarkStart w:id="45" w:name="tipos-señales-y-cero-red"/>
+    <w:bookmarkEnd w:id="35"/>
+    <w:bookmarkEnd w:id="36"/>
+    <w:bookmarkStart w:id="51" w:name="tipos-señales-y-cero-red"/>
     <w:p>
       <w:pPr>
         <w:pStyle w:val="Heading1"/>
@@ -2706,7 +2748,7 @@
         </w:pict>
       </w:r>
     </w:p>
-    <w:bookmarkStart w:id="34" w:name="en-corto-1"/>
+    <w:bookmarkStart w:id="37" w:name="en-corto-1"/>
     <w:p>
       <w:pPr>
         <w:pStyle w:val="Heading2"/>
@@ -2751,8 +2793,8 @@
         </w:pict>
       </w:r>
     </w:p>
-    <w:bookmarkEnd w:id="34"/>
-    <w:bookmarkStart w:id="35" w:name="nombrarlo-es-empezar-a-pararlo"/>
+    <w:bookmarkEnd w:id="37"/>
+    <w:bookmarkStart w:id="38" w:name="nombrarlo-es-empezar-a-pararlo"/>
     <w:p>
       <w:pPr>
         <w:pStyle w:val="Heading2"/>
@@ -2899,8 +2941,8 @@
         </w:pict>
       </w:r>
     </w:p>
-    <w:bookmarkEnd w:id="35"/>
-    <w:bookmarkStart w:id="36" w:name="los-5-tipos-de-acoso"/>
+    <w:bookmarkEnd w:id="38"/>
+    <w:bookmarkStart w:id="42" w:name="los-5-tipos-de-acoso"/>
     <w:p>
       <w:pPr>
         <w:pStyle w:val="Heading2"/>
@@ -2919,12 +2961,54 @@
     </w:p>
     <w:p>
       <w:pPr>
-        <w:pStyle w:val="BodyText"/>
-      </w:pPr>
-    </w:p>
-    <w:p>
-      <w:pPr>
-        <w:pStyle w:val="BodyText"/>
+        <w:pStyle w:val="CaptionedFigure"/>
+      </w:pPr>
+      <w:r>
+        <w:drawing>
+          <wp:inline>
+            <wp:extent cx="5334000" cy="2560320"/>
+            <wp:effectExtent b="0" l="0" r="0" t="0"/>
+            <wp:docPr descr="🔍 Los 5 tipos — el patrón “uno contra el grupo” y las señales de alerta" title="" id="40" name="Picture"/>
+            <a:graphic>
+              <a:graphicData uri="http://schemas.openxmlformats.org/drawingml/2006/picture">
+                <pic:pic>
+                  <pic:nvPicPr>
+                    <pic:cNvPr descr="public/img/04-lineas-rojas/02-cinco-tipos.png" id="41" name="Picture"/>
+                    <pic:cNvPicPr>
+                      <a:picLocks noChangeArrowheads="1" noChangeAspect="1"/>
+                    </pic:cNvPicPr>
+                  </pic:nvPicPr>
+                  <pic:blipFill>
+                    <a:blip r:embed="rId39"/>
+                    <a:stretch>
+                      <a:fillRect/>
+                    </a:stretch>
+                  </pic:blipFill>
+                  <pic:spPr bwMode="auto">
+                    <a:xfrm>
+                      <a:off x="0" y="0"/>
+                      <a:ext cx="5334000" cy="2560320"/>
+                    </a:xfrm>
+                    <a:prstGeom prst="rect">
+                      <a:avLst/>
+                    </a:prstGeom>
+                    <a:noFill/>
+                    <a:ln w="9525">
+                      <a:noFill/>
+                      <a:headEnd/>
+                      <a:tailEnd/>
+                    </a:ln>
+                  </pic:spPr>
+                </pic:pic>
+              </a:graphicData>
+            </a:graphic>
+          </wp:inline>
+        </w:drawing>
+      </w:r>
+    </w:p>
+    <w:p>
+      <w:pPr>
+        <w:pStyle w:val="ImageCaption"/>
       </w:pPr>
       <w:r>
         <w:t xml:space="preserve">🔍 Los 5 tipos — el patrón</w:t>
@@ -3312,8 +3396,8 @@
         </w:pict>
       </w:r>
     </w:p>
-    <w:bookmarkEnd w:id="36"/>
-    <w:bookmarkStart w:id="37" w:name="X8aefd4a097046452a542514c194eed8b815f13b"/>
+    <w:bookmarkEnd w:id="42"/>
+    <w:bookmarkStart w:id="43" w:name="X8aefd4a097046452a542514c194eed8b815f13b"/>
     <w:p>
       <w:pPr>
         <w:pStyle w:val="Heading2"/>
@@ -3551,8 +3635,8 @@
         </w:pict>
       </w:r>
     </w:p>
-    <w:bookmarkEnd w:id="37"/>
-    <w:bookmarkStart w:id="38" w:name="X8ae606ba5bf1dbcb7e98cba35766141f3cb7ed8"/>
+    <w:bookmarkEnd w:id="43"/>
+    <w:bookmarkStart w:id="44" w:name="X8ae606ba5bf1dbcb7e98cba35766141f3cb7ed8"/>
     <w:p>
       <w:pPr>
         <w:pStyle w:val="Heading2"/>
@@ -3865,8 +3949,8 @@
         </w:pict>
       </w:r>
     </w:p>
-    <w:bookmarkEnd w:id="38"/>
-    <w:bookmarkStart w:id="39" w:name="el-cyber-no-se-apaga-en-clase"/>
+    <w:bookmarkEnd w:id="44"/>
+    <w:bookmarkStart w:id="45" w:name="el-cyber-no-se-apaga-en-clase"/>
     <w:p>
       <w:pPr>
         <w:pStyle w:val="Heading2"/>
@@ -4103,8 +4187,8 @@
         <w:t xml:space="preserve">🏫 Grupo:</w:t>
       </w:r>
     </w:p>
-    <w:bookmarkEnd w:id="39"/>
-    <w:bookmarkStart w:id="40" w:name="a-por-ellos-1"/>
+    <w:bookmarkEnd w:id="45"/>
+    <w:bookmarkStart w:id="46" w:name="a-por-ellos-1"/>
     <w:p>
       <w:pPr>
         <w:pStyle w:val="Heading2"/>
@@ -4579,8 +4663,8 @@
         </w:pict>
       </w:r>
     </w:p>
-    <w:bookmarkEnd w:id="40"/>
-    <w:bookmarkStart w:id="41" w:name="mini-dinámica-las-3-señales-5-min"/>
+    <w:bookmarkEnd w:id="46"/>
+    <w:bookmarkStart w:id="47" w:name="mini-dinámica-las-3-señales-5-min"/>
     <w:p>
       <w:pPr>
         <w:pStyle w:val="Heading2"/>
@@ -4692,8 +4776,8 @@
         </w:pict>
       </w:r>
     </w:p>
-    <w:bookmarkEnd w:id="41"/>
-    <w:bookmarkStart w:id="42" w:name="soluciones-y-pistas-1"/>
+    <w:bookmarkEnd w:id="47"/>
+    <w:bookmarkStart w:id="48" w:name="soluciones-y-pistas-1"/>
     <w:p>
       <w:pPr>
         <w:pStyle w:val="Heading2"/>
@@ -4811,8 +4895,8 @@
         </w:pict>
       </w:r>
     </w:p>
-    <w:bookmarkEnd w:id="42"/>
-    <w:bookmarkStart w:id="43" w:name="resumen-en-3-frases-1"/>
+    <w:bookmarkEnd w:id="48"/>
+    <w:bookmarkStart w:id="49" w:name="resumen-en-3-frases-1"/>
     <w:p>
       <w:pPr>
         <w:pStyle w:val="Heading2"/>
@@ -4876,8 +4960,8 @@
         </w:pict>
       </w:r>
     </w:p>
-    <w:bookmarkEnd w:id="43"/>
-    <w:bookmarkStart w:id="44" w:name="vocabulario-rápido-1"/>
+    <w:bookmarkEnd w:id="49"/>
+    <w:bookmarkStart w:id="50" w:name="vocabulario-rápido-1"/>
     <w:p>
       <w:pPr>
         <w:pStyle w:val="Heading2"/>
@@ -4991,7 +5075,7 @@
       <w:r>
         <w:t xml:space="preserve"> </w:t>
       </w:r>
-      <w:hyperlink r:id="rId31">
+      <w:hyperlink r:id="rId34">
         <w:r>
           <w:rPr>
             <w:rStyle w:val="Hyperlink"/>
@@ -5054,9 +5138,9 @@
         </w:r>
       </w:hyperlink>
     </w:p>
-    <w:bookmarkEnd w:id="44"/>
-    <w:bookmarkEnd w:id="45"/>
-    <w:bookmarkStart w:id="57" w:name="juegos-y-retos"/>
+    <w:bookmarkEnd w:id="50"/>
+    <w:bookmarkEnd w:id="51"/>
+    <w:bookmarkStart w:id="66" w:name="juegos-y-retos"/>
     <w:p>
       <w:pPr>
         <w:pStyle w:val="Heading1"/>
@@ -5120,7 +5204,7 @@
         </w:pict>
       </w:r>
     </w:p>
-    <w:bookmarkStart w:id="46" w:name="en-corto-2"/>
+    <w:bookmarkStart w:id="52" w:name="en-corto-2"/>
     <w:p>
       <w:pPr>
         <w:pStyle w:val="Heading2"/>
@@ -5153,8 +5237,8 @@
         </w:pict>
       </w:r>
     </w:p>
-    <w:bookmarkEnd w:id="46"/>
-    <w:bookmarkStart w:id="47" w:name="el-fail-de-dani-el-defensor-a-gritos"/>
+    <w:bookmarkEnd w:id="52"/>
+    <w:bookmarkStart w:id="53" w:name="el-fail-de-dani-el-defensor-a-gritos"/>
     <w:p>
       <w:pPr>
         <w:pStyle w:val="Heading2"/>
@@ -5395,8 +5479,8 @@
         </w:pict>
       </w:r>
     </w:p>
-    <w:bookmarkEnd w:id="47"/>
-    <w:bookmarkStart w:id="48" w:name="Xb835439270035cd0d4d1cb2102ffec9e9666b73"/>
+    <w:bookmarkEnd w:id="53"/>
+    <w:bookmarkStart w:id="54" w:name="Xb835439270035cd0d4d1cb2102ffec9e9666b73"/>
     <w:p>
       <w:pPr>
         <w:pStyle w:val="Heading2"/>
@@ -5718,8 +5802,8 @@
         </w:pict>
       </w:r>
     </w:p>
-    <w:bookmarkEnd w:id="48"/>
-    <w:bookmarkStart w:id="49" w:name="reto-mental"/>
+    <w:bookmarkEnd w:id="54"/>
+    <w:bookmarkStart w:id="55" w:name="reto-mental"/>
     <w:p>
       <w:pPr>
         <w:pStyle w:val="Heading2"/>
@@ -5910,8 +5994,8 @@
         </w:pict>
       </w:r>
     </w:p>
-    <w:bookmarkEnd w:id="49"/>
-    <w:bookmarkStart w:id="50" w:name="Xc82f71435ad74f6748b23c5dfc8e7a4f23a2ff0"/>
+    <w:bookmarkEnd w:id="55"/>
+    <w:bookmarkStart w:id="59" w:name="Xc82f71435ad74f6748b23c5dfc8e7a4f23a2ff0"/>
     <w:p>
       <w:pPr>
         <w:pStyle w:val="Heading2"/>
@@ -5930,12 +6014,54 @@
     </w:p>
     <w:p>
       <w:pPr>
-        <w:pStyle w:val="BodyText"/>
-      </w:pPr>
-    </w:p>
-    <w:p>
-      <w:pPr>
-        <w:pStyle w:val="BodyText"/>
+        <w:pStyle w:val="CaptionedFigure"/>
+      </w:pPr>
+      <w:r>
+        <w:drawing>
+          <wp:inline>
+            <wp:extent cx="5334000" cy="1955800"/>
+            <wp:effectExtent b="0" l="0" r="0" t="0"/>
+            <wp:docPr descr="📜 El pacto de la clase — en 4 pasos" title="" id="57" name="Picture"/>
+            <a:graphic>
+              <a:graphicData uri="http://schemas.openxmlformats.org/drawingml/2006/picture">
+                <pic:pic>
+                  <pic:nvPicPr>
+                    <pic:cNvPr descr="public/img/04-lineas-rojas/03-pacto-clase.png" id="58" name="Picture"/>
+                    <pic:cNvPicPr>
+                      <a:picLocks noChangeArrowheads="1" noChangeAspect="1"/>
+                    </pic:cNvPicPr>
+                  </pic:nvPicPr>
+                  <pic:blipFill>
+                    <a:blip r:embed="rId56"/>
+                    <a:stretch>
+                      <a:fillRect/>
+                    </a:stretch>
+                  </pic:blipFill>
+                  <pic:spPr bwMode="auto">
+                    <a:xfrm>
+                      <a:off x="0" y="0"/>
+                      <a:ext cx="5334000" cy="1955800"/>
+                    </a:xfrm>
+                    <a:prstGeom prst="rect">
+                      <a:avLst/>
+                    </a:prstGeom>
+                    <a:noFill/>
+                    <a:ln w="9525">
+                      <a:noFill/>
+                      <a:headEnd/>
+                      <a:tailEnd/>
+                    </a:ln>
+                  </pic:spPr>
+                </pic:pic>
+              </a:graphicData>
+            </a:graphic>
+          </wp:inline>
+        </w:drawing>
+      </w:r>
+    </w:p>
+    <w:p>
+      <w:pPr>
+        <w:pStyle w:val="ImageCaption"/>
       </w:pPr>
       <w:r>
         <w:t xml:space="preserve">📜 El pacto de la clase — en 4 pasos</w:t>
@@ -6269,8 +6395,8 @@
         <w:t xml:space="preserve">🏫 Grupo:</w:t>
       </w:r>
     </w:p>
-    <w:bookmarkEnd w:id="50"/>
-    <w:bookmarkStart w:id="51" w:name="a-por-ellos-2"/>
+    <w:bookmarkEnd w:id="59"/>
+    <w:bookmarkStart w:id="60" w:name="a-por-ellos-2"/>
     <w:p>
       <w:pPr>
         <w:pStyle w:val="Heading2"/>
@@ -6676,8 +6802,8 @@
         </w:pict>
       </w:r>
     </w:p>
-    <w:bookmarkEnd w:id="51"/>
-    <w:bookmarkStart w:id="52" w:name="mini-dinámica-el-eh-ya-está-5-min"/>
+    <w:bookmarkEnd w:id="60"/>
+    <w:bookmarkStart w:id="61" w:name="mini-dinámica-el-eh-ya-está-5-min"/>
     <w:p>
       <w:pPr>
         <w:pStyle w:val="Heading2"/>
@@ -6765,8 +6891,8 @@
         </w:pict>
       </w:r>
     </w:p>
-    <w:bookmarkEnd w:id="52"/>
-    <w:bookmarkStart w:id="53" w:name="soluciones-y-pistas-2"/>
+    <w:bookmarkEnd w:id="61"/>
+    <w:bookmarkStart w:id="62" w:name="soluciones-y-pistas-2"/>
     <w:p>
       <w:pPr>
         <w:pStyle w:val="Heading2"/>
@@ -6876,8 +7002,8 @@
         </w:pict>
       </w:r>
     </w:p>
-    <w:bookmarkEnd w:id="53"/>
-    <w:bookmarkStart w:id="54" w:name="logros-de-la-unidad"/>
+    <w:bookmarkEnd w:id="62"/>
+    <w:bookmarkStart w:id="63" w:name="logros-de-la-unidad"/>
     <w:p>
       <w:pPr>
         <w:pStyle w:val="Heading2"/>
@@ -7080,8 +7206,8 @@
         </w:pict>
       </w:r>
     </w:p>
-    <w:bookmarkEnd w:id="54"/>
-    <w:bookmarkStart w:id="55" w:name="dudas-de-10-segundos"/>
+    <w:bookmarkEnd w:id="63"/>
+    <w:bookmarkStart w:id="64" w:name="dudas-de-10-segundos"/>
     <w:p>
       <w:pPr>
         <w:pStyle w:val="Heading2"/>
@@ -7217,8 +7343,8 @@
         </w:pict>
       </w:r>
     </w:p>
-    <w:bookmarkEnd w:id="55"/>
-    <w:bookmarkStart w:id="56" w:name="poscréditos"/>
+    <w:bookmarkEnd w:id="64"/>
+    <w:bookmarkStart w:id="65" w:name="poscréditos"/>
     <w:p>
       <w:pPr>
         <w:pStyle w:val="Heading2"/>
@@ -7333,7 +7459,7 @@
       <w:r>
         <w:t xml:space="preserve"> </w:t>
       </w:r>
-      <w:hyperlink r:id="rId31">
+      <w:hyperlink r:id="rId34">
         <w:r>
           <w:rPr>
             <w:rStyle w:val="Hyperlink"/>
@@ -7396,8 +7522,8 @@
         </w:r>
       </w:hyperlink>
     </w:p>
-    <w:bookmarkEnd w:id="56"/>
-    <w:bookmarkEnd w:id="57"/>
+    <w:bookmarkEnd w:id="65"/>
+    <w:bookmarkEnd w:id="66"/>
     <w:sectPr>
       <w:footnotePr>
         <w:numRestart w:val="eachSect"/>
